--- a/manuscript/build/manuscript.docx
+++ b/manuscript/build/manuscript.docx
@@ -528,7 +528,7 @@
         <w:pStyle w:val="FirstParagraph"/>
       </w:pPr>
       <w:r>
-        <w:t xml:space="preserve">The questionnaire was administered with Google Forms between 14 June and 10 August 2025. The link was distributed through professional networks and health-sector groups on WhatsApp, LinkedIn and Facebook. Because the link was open, the number of people who saw the invitation, and hence a response rate, is unknown. Participation was voluntary and anonymous. No names, e-mail addresses or IP addresses were collected.</w:t>
+        <w:t xml:space="preserve">The questionnaire was administered with Google Forms between 14 June and 10 August 2025. The link was distributed through professional networks and health-sector groups on WhatsApp, LinkedIn and Facebook. Because the link was open, the number of people who saw the invitation, and hence a response rate, is unknown. Participation was voluntary and anonymous. No names, e-mail addresses or IP addresses were collected, and no incentives were offered. All questions were on a single page, and respondents could review and change their answers before submitting.</w:t>
       </w:r>
     </w:p>
     <w:p>
@@ -1164,22 +1164,7 @@
         <w:pStyle w:val="FirstParagraph"/>
       </w:pPr>
       <w:r>
-        <w:t xml:space="preserve">[Authors to confirm:</w:t>
-      </w:r>
-      <w:r>
-        <w:t xml:space="preserve"> </w:t>
-      </w:r>
-      <w:r>
-        <w:t xml:space="preserve">“</w:t>
-      </w:r>
-      <w:r>
         <w:t xml:space="preserve">This research received no specific grant from any funding agency in the public, commercial or not-for-profit sectors.</w:t>
-      </w:r>
-      <w:r>
-        <w:t xml:space="preserve">”</w:t>
-      </w:r>
-      <w:r>
-        <w:t xml:space="preserve">]</w:t>
       </w:r>
     </w:p>
     <w:bookmarkEnd w:id="49"/>

--- a/manuscript/build/manuscript.docx
+++ b/manuscript/build/manuscript.docx
@@ -536,7 +536,7 @@
         <w:pStyle w:val="BodyText"/>
       </w:pPr>
       <w:r>
-        <w:t xml:space="preserve">The first page presented the study information and a consent statement. From 20 July 2025, a screening question asked respondents to confirm current employment in a managerial or supervisory role in Cairo’s health sector, and those answering</w:t>
+        <w:t xml:space="preserve">The form opened with the study information and a consent statement. From 20 July 2025, a screening question asked respondents to confirm current employment in a managerial or supervisory role in Cairo’s health sector, and those answering</w:t>
       </w:r>
       <w:r>
         <w:t xml:space="preserve"> </w:t>
@@ -554,7 +554,7 @@
         <w:t xml:space="preserve"> </w:t>
       </w:r>
       <w:r>
-        <w:t xml:space="preserve">were routed out of the questionnaire. Respondents who submitted before that date (n = 74) were not screened. We retained them and repeated all analyses without them. Respondents did not need to sign in, so repeat submissions could not be prevented technically; we screened for them after data collection (see Data quality).</w:t>
+        <w:t xml:space="preserve">(n = 23) submitted the form without answering the questionnaire items. Respondents who submitted before that date (n = 74) were not screened. We retained them and repeated all analyses without them. Respondents did not need to sign in, so repeat submissions could not be prevented technically; we screened for them after data collection (see Data quality).</w:t>
       </w:r>
     </w:p>
     <w:bookmarkEnd w:id="25"/>
@@ -798,7 +798,25 @@
         <w:pStyle w:val="FirstParagraph"/>
       </w:pPr>
       <w:r>
-        <w:t xml:space="preserve">Of 439 submissions, 23 respondents failed the eligibility question and did not see the questionnaire. This left 416 complete responses with no missing item data (Additional file 1, Table S1). Respondents were predominantly male (63.7%), aged 40–49 years (71.9%) and highly experienced (89.2% with more than 15 years in the health sector) (Table 1). Most worked in private hospitals (86.1%) or private health companies (9.4%). Public hospitals, governorate health directorates and NGOs together accounted for 3.1% of the sample.</w:t>
+        <w:t xml:space="preserve">Of 439 submissions, 23 respondents answered</w:t>
+      </w:r>
+      <w:r>
+        <w:t xml:space="preserve"> </w:t>
+      </w:r>
+      <w:r>
+        <w:t xml:space="preserve">“</w:t>
+      </w:r>
+      <w:r>
+        <w:t xml:space="preserve">No</w:t>
+      </w:r>
+      <w:r>
+        <w:t xml:space="preserve">”</w:t>
+      </w:r>
+      <w:r>
+        <w:t xml:space="preserve"> </w:t>
+      </w:r>
+      <w:r>
+        <w:t xml:space="preserve">to the eligibility question and left the questionnaire items blank. This left 416 complete responses with no missing item data (Additional file 1, Table S1). Respondents were predominantly male (63.7%), aged 40–49 years (71.9%) and highly experienced (89.2% with more than 15 years in the health sector) (Table 1). Most worked in private hospitals (86.1%) or private health companies (9.4%). Public hospitals, governorate health directorates and NGOs together accounted for 3.1% of the sample.</w:t>
       </w:r>
     </w:p>
     <w:bookmarkEnd w:id="30"/>
@@ -1092,7 +1110,7 @@
         <w:pStyle w:val="FirstParagraph"/>
       </w:pPr>
       <w:r>
-        <w:t xml:space="preserve">The study was approved by the Research Ethics Committee of the Environmental Studies &amp; Research Institute (ESRI), University of Sadat City, Egypt (approval number REC/ESRI/USC/10/20-05-2025, 20 May 2025). Data collection began after approval. The study was conducted in accordance with the Declaration of Helsinki. The first page of the online questionnaire presented the study information and a consent statement, and informed consent was obtained from all participants before they answered any questions. Participation was voluntary and anonymous.</w:t>
+        <w:t xml:space="preserve">The study was approved by the Research Ethics Committee of the Environmental Studies &amp; Research Institute (ESRI), University of Sadat City, Egypt (approval number REC/ESRI/USC/10/20-05-2025, 20 May 2025). Data collection began after approval. The study was conducted in accordance with the Declaration of Helsinki. The online questionnaire opened with the study information and a consent statement, and informed consent was obtained from all participants before they answered any questions. Participation was voluntary and anonymous.</w:t>
       </w:r>
     </w:p>
     <w:bookmarkEnd w:id="45"/>

--- a/manuscript/build/manuscript.docx
+++ b/manuscript/build/manuscript.docx
@@ -528,7 +528,7 @@
         <w:pStyle w:val="FirstParagraph"/>
       </w:pPr>
       <w:r>
-        <w:t xml:space="preserve">The questionnaire was administered with Google Forms between 14 June and 10 August 2025. The link was distributed through professional networks and health-sector groups on WhatsApp, LinkedIn and Facebook. Because the link was open, the number of people who saw the invitation, and hence a response rate, is unknown. Participation was voluntary and anonymous. No names, e-mail addresses or IP addresses were collected, and no incentives were offered. All questions were on a single page, and respondents could review and change their answers before submitting.</w:t>
+        <w:t xml:space="preserve">The questionnaire was administered with Google Forms between 14 June and 10 August 2025. The link was distributed through professional networks and health-sector groups on WhatsApp, LinkedIn and Facebook. Because the link was open, the number of people who saw the invitation, and hence a response rate, is unknown. Participation was voluntary and anonymous. No names, e-mail addresses or IP addresses were collected, and no incentives were offered. After the eligibility question, all questionnaire items were presented on a single page, and respondents could review and change their answers before submitting.</w:t>
       </w:r>
     </w:p>
     <w:p>
@@ -554,7 +554,7 @@
         <w:t xml:space="preserve"> </w:t>
       </w:r>
       <w:r>
-        <w:t xml:space="preserve">(n = 23) submitted the form without answering the questionnaire items. Respondents who submitted before that date (n = 74) were not screened. We retained them and repeated all analyses without them. Respondents did not need to sign in, so repeat submissions could not be prevented technically; we screened for them after data collection (see Data quality).</w:t>
+        <w:t xml:space="preserve">were routed out of the questionnaire. Respondents who submitted before that date (n = 74) were not screened. We retained them and repeated all analyses without them. Respondents did not need to sign in, so repeat submissions could not be prevented technically; we screened for them after data collection (see Data quality).</w:t>
       </w:r>
     </w:p>
     <w:bookmarkEnd w:id="25"/>
@@ -816,7 +816,7 @@
         <w:t xml:space="preserve"> </w:t>
       </w:r>
       <w:r>
-        <w:t xml:space="preserve">to the eligibility question and left the questionnaire items blank. This left 416 complete responses with no missing item data (Additional file 1, Table S1). Respondents were predominantly male (63.7%), aged 40–49 years (71.9%) and highly experienced (89.2% with more than 15 years in the health sector) (Table 1). Most worked in private hospitals (86.1%) or private health companies (9.4%). Public hospitals, governorate health directorates and NGOs together accounted for 3.1% of the sample.</w:t>
+        <w:t xml:space="preserve">to the eligibility question and were routed out before the questionnaire. This left 416 complete responses with no missing item data (Additional file 1, Table S1). Respondents were predominantly male (63.7%), aged 40–49 years (71.9%) and highly experienced (89.2% with more than 15 years in the health sector) (Table 1). Most worked in private hospitals (86.1%) or private health companies (9.4%). Public hospitals, governorate health directorates and NGOs together accounted for 3.1% of the sample.</w:t>
       </w:r>
     </w:p>
     <w:bookmarkEnd w:id="30"/>
@@ -1110,7 +1110,7 @@
         <w:pStyle w:val="FirstParagraph"/>
       </w:pPr>
       <w:r>
-        <w:t xml:space="preserve">The study was approved by the Research Ethics Committee of the Environmental Studies &amp; Research Institute (ESRI), University of Sadat City, Egypt (approval number REC/ESRI/USC/10/20-05-2025, 20 May 2025). Data collection began after approval. The study was conducted in accordance with the Declaration of Helsinki. The online questionnaire opened with the study information and a consent statement, and informed consent was obtained from all participants before they answered any questions. Participation was voluntary and anonymous.</w:t>
+        <w:t xml:space="preserve">The study was approved by the Research Ethics Committee of the Environmental Studies &amp; Research Institute (ESRI), University of Sadat City, Egypt (approval number REC/ESRI/USC/10/20-05-2025, 20 May 2025). The protocol was approved according to the regulations of the Research Ethics Committee, and data collection began after approval. The online questionnaire opened with the study information and a consent statement, and informed consent was obtained from all participants before they answered any questions. Participation was voluntary and anonymous.</w:t>
       </w:r>
     </w:p>
     <w:bookmarkEnd w:id="45"/>

--- a/manuscript/build/manuscript.docx
+++ b/manuscript/build/manuscript.docx
@@ -1725,18 +1725,65 @@
       </w:r>
     </w:p>
     <w:bookmarkEnd w:id="53"/>
-    <w:bookmarkStart w:id="54" w:name="figure-legends"/>
+    <w:bookmarkStart w:id="60" w:name="figures"/>
     <w:p>
       <w:pPr>
         <w:pStyle w:val="Heading1"/>
       </w:pPr>
       <w:r>
-        <w:t xml:space="preserve">Figure legends</w:t>
+        <w:t xml:space="preserve">Figures</w:t>
       </w:r>
     </w:p>
     <w:p>
       <w:pPr>
         <w:pStyle w:val="FirstParagraph"/>
+      </w:pPr>
+      <w:r>
+        <w:drawing>
+          <wp:inline>
+            <wp:extent cx="5302908" cy="2229423"/>
+            <wp:effectExtent b="0" l="0" r="0" t="0"/>
+            <wp:docPr descr="" title="" id="55" name="Picture"/>
+            <a:graphic>
+              <a:graphicData uri="http://schemas.openxmlformats.org/drawingml/2006/picture">
+                <pic:pic>
+                  <pic:nvPicPr>
+                    <pic:cNvPr descr="fig1_model.png" id="56" name="Picture"/>
+                    <pic:cNvPicPr>
+                      <a:picLocks noChangeArrowheads="1" noChangeAspect="1"/>
+                    </pic:cNvPicPr>
+                  </pic:nvPicPr>
+                  <pic:blipFill>
+                    <a:blip r:embed="rId54"/>
+                    <a:stretch>
+                      <a:fillRect/>
+                    </a:stretch>
+                  </pic:blipFill>
+                  <pic:spPr bwMode="auto">
+                    <a:xfrm>
+                      <a:off x="0" y="0"/>
+                      <a:ext cx="5302908" cy="2229423"/>
+                    </a:xfrm>
+                    <a:prstGeom prst="rect">
+                      <a:avLst/>
+                    </a:prstGeom>
+                    <a:noFill/>
+                    <a:ln w="9525">
+                      <a:noFill/>
+                      <a:headEnd/>
+                      <a:tailEnd/>
+                    </a:ln>
+                  </pic:spPr>
+                </pic:pic>
+              </a:graphicData>
+            </a:graphic>
+          </wp:inline>
+        </w:drawing>
+      </w:r>
+    </w:p>
+    <w:p>
+      <w:pPr>
+        <w:pStyle w:val="BodyText"/>
       </w:pPr>
       <w:r>
         <w:rPr>
@@ -1757,6 +1804,53 @@
         <w:pStyle w:val="BodyText"/>
       </w:pPr>
       <w:r>
+        <w:drawing>
+          <wp:inline>
+            <wp:extent cx="5334000" cy="3088630"/>
+            <wp:effectExtent b="0" l="0" r="0" t="0"/>
+            <wp:docPr descr="" title="" id="58" name="Picture"/>
+            <a:graphic>
+              <a:graphicData uri="http://schemas.openxmlformats.org/drawingml/2006/picture">
+                <pic:pic>
+                  <pic:nvPicPr>
+                    <pic:cNvPr descr="fig2_item_distributions.png" id="59" name="Picture"/>
+                    <pic:cNvPicPr>
+                      <a:picLocks noChangeArrowheads="1" noChangeAspect="1"/>
+                    </pic:cNvPicPr>
+                  </pic:nvPicPr>
+                  <pic:blipFill>
+                    <a:blip r:embed="rId57"/>
+                    <a:stretch>
+                      <a:fillRect/>
+                    </a:stretch>
+                  </pic:blipFill>
+                  <pic:spPr bwMode="auto">
+                    <a:xfrm>
+                      <a:off x="0" y="0"/>
+                      <a:ext cx="5334000" cy="3088630"/>
+                    </a:xfrm>
+                    <a:prstGeom prst="rect">
+                      <a:avLst/>
+                    </a:prstGeom>
+                    <a:noFill/>
+                    <a:ln w="9525">
+                      <a:noFill/>
+                      <a:headEnd/>
+                      <a:tailEnd/>
+                    </a:ln>
+                  </pic:spPr>
+                </pic:pic>
+              </a:graphicData>
+            </a:graphic>
+          </wp:inline>
+        </w:drawing>
+      </w:r>
+    </w:p>
+    <w:p>
+      <w:pPr>
+        <w:pStyle w:val="BodyText"/>
+      </w:pPr>
+      <w:r>
         <w:rPr>
           <w:bCs/>
           <w:b/>
@@ -1808,8 +1902,8 @@
         <w:t xml:space="preserve">); 207 of 416 respondents rated every item 7.</w:t>
       </w:r>
     </w:p>
-    <w:bookmarkEnd w:id="54"/>
-    <w:bookmarkStart w:id="55" w:name="tables"/>
+    <w:bookmarkEnd w:id="60"/>
+    <w:bookmarkStart w:id="61" w:name="tables"/>
     <w:p>
       <w:pPr>
         <w:pStyle w:val="Heading1"/>
@@ -8069,8 +8163,8 @@
         <w:t xml:space="preserve">Screened respondents: excludes 74 respondents who answered before the eligibility question was added. Straight-liners: identical answers to all 20 items. Repeat profiles: submissions identical to an earlier one on all demographic fields, job title and items. In the method-factor model all items load equally on an orthogonal method factor (mean standardised loading 0.78); this model did not converge after excluding straight-liners. In the reverse-order model, a is SP → IR, b is IR → CD and c′ is SP → CD; it is statistically equivalent to the hypothesised model. In the merged model, a is SP → combined factor. CIs are 95% Monte Carlo intervals (20,000 draws).</w:t>
       </w:r>
     </w:p>
-    <w:bookmarkEnd w:id="55"/>
-    <w:bookmarkStart w:id="56" w:name="additional-files"/>
+    <w:bookmarkEnd w:id="61"/>
+    <w:bookmarkStart w:id="62" w:name="additional-files"/>
     <w:p>
       <w:pPr>
         <w:pStyle w:val="Heading1"/>
@@ -8133,7 +8227,7 @@
         <w:t xml:space="preserve">(.docx): CHERRIES checklist for web-based surveys.</w:t>
       </w:r>
     </w:p>
-    <w:bookmarkEnd w:id="56"/>
+    <w:bookmarkEnd w:id="62"/>
     <w:sectPr>
       <w:footerReference w:type="default" r:id="rId9"/>
       <w:lnNumType w:countBy="1" w:restart="continuous"/>

--- a/manuscript/build/manuscript.docx
+++ b/manuscript/build/manuscript.docx
@@ -157,7 +157,7 @@
         <w:rPr>
           <w:vertAlign w:val="superscript"/>
         </w:rPr>
-        <w:t xml:space="preserve">1*</w:t>
+        <w:t xml:space="preserve">1,2*</w:t>
       </w:r>
       <w:r>
         <w:t xml:space="preserve"> </w:t>
@@ -210,6 +210,23 @@
         <w:pStyle w:val="BodyText"/>
       </w:pPr>
       <w:r>
+        <w:rPr>
+          <w:vertAlign w:val="superscript"/>
+        </w:rPr>
+        <w:t xml:space="preserve">2</w:t>
+      </w:r>
+      <w:r>
+        <w:t xml:space="preserve"> </w:t>
+      </w:r>
+      <w:r>
+        <w:t xml:space="preserve">ESLSCA University, Cairo, Egypt</w:t>
+      </w:r>
+    </w:p>
+    <w:p>
+      <w:pPr>
+        <w:pStyle w:val="BodyText"/>
+      </w:pPr>
+      <w:r>
         <w:t xml:space="preserve">*Corresponding author: Ahmed Hamza, ahmed.hamza@esri.usc.edu.eg</w:t>
       </w:r>
     </w:p>
@@ -1200,7 +1217,7 @@
         <w:pStyle w:val="FirstParagraph"/>
       </w:pPr>
       <w:r>
-        <w:t xml:space="preserve">AH: conceptualisation, methodology, questionnaire development, investigation (data collection), data curation, formal analysis, visualisation, writing (original draft). MSA: supervision, methodology, validation, writing (review and editing). Both authors read and approved the final manuscript.</w:t>
+        <w:t xml:space="preserve">A.H. conceived the study, developed the conceptual framework and questionnaire, collected and curated the data, performed the formal analysis, prepared the figures and wrote the original draft of the manuscript. M.S.A. supervised the research, contributed to the methodology and validation of the analysis, and reviewed and edited the manuscript. All authors read and approved the final manuscript.</w:t>
       </w:r>
     </w:p>
     <w:bookmarkEnd w:id="50"/>

--- a/manuscript/build/manuscript.docx
+++ b/manuscript/build/manuscript.docx
@@ -157,7 +157,7 @@
         <w:rPr>
           <w:vertAlign w:val="superscript"/>
         </w:rPr>
-        <w:t xml:space="preserve">1,2*</w:t>
+        <w:t xml:space="preserve">1*</w:t>
       </w:r>
       <w:r>
         <w:t xml:space="preserve"> </w:t>
@@ -203,23 +203,6 @@
       </w:r>
       <w:r>
         <w:t xml:space="preserve">Environmental Studies and Research Institute (ESRI), University of Sadat City, Sadat City, Menoufia, Egypt</w:t>
-      </w:r>
-    </w:p>
-    <w:p>
-      <w:pPr>
-        <w:pStyle w:val="BodyText"/>
-      </w:pPr>
-      <w:r>
-        <w:rPr>
-          <w:vertAlign w:val="superscript"/>
-        </w:rPr>
-        <w:t xml:space="preserve">2</w:t>
-      </w:r>
-      <w:r>
-        <w:t xml:space="preserve"> </w:t>
-      </w:r>
-      <w:r>
-        <w:t xml:space="preserve">ESLSCA University, Cairo, Egypt</w:t>
       </w:r>
     </w:p>
     <w:p>

--- a/manuscript/build/manuscript.docx
+++ b/manuscript/build/manuscript.docx
@@ -1110,7 +1110,7 @@
         <w:pStyle w:val="FirstParagraph"/>
       </w:pPr>
       <w:r>
-        <w:t xml:space="preserve">The study was approved by the Research Ethics Committee of the Environmental Studies &amp; Research Institute (ESRI), University of Sadat City, Egypt (approval number REC/ESRI/USC/10/20-05-2025, 20 May 2025). The protocol was approved according to the regulations of the Research Ethics Committee, and data collection began after approval. The online questionnaire opened with the study information and a consent statement, and informed consent was obtained from all participants before they answered any questions. Participation was voluntary and anonymous.</w:t>
+        <w:t xml:space="preserve">The study was approved by the Research Ethics Committee of the Environmental Studies &amp; Research Institute (ESRI), University of Sadat City, Egypt (approval number REC/ESRI/USC/10/20-05-2025, 20 May 2025). The protocol was approved according to the regulations of the Research Ethics Committee, and data collection began after approval. The study was conducted in accordance with the Declaration of Helsinki. The online questionnaire opened with the study information and a consent statement, and informed consent was obtained from all participants before they answered any questions. Participation was voluntary and anonymous.</w:t>
       </w:r>
     </w:p>
     <w:bookmarkEnd w:id="45"/>

--- a/manuscript/build/manuscript.docx
+++ b/manuscript/build/manuscript.docx
@@ -492,7 +492,7 @@
         <w:pStyle w:val="FirstParagraph"/>
       </w:pPr>
       <w:r>
-        <w:t xml:space="preserve">This was a cross-sectional, web-based survey. Reporting follows the STROBE statement for cross-sectional studies [29] and the Checklist for Reporting Results of Internet E-Surveys (CHERRIES) [30] (Additional files 2 and 3).</w:t>
+        <w:t xml:space="preserve">This was a cross-sectional, web-based survey. Reporting follows the STROBE statement for cross-sectional studies [29] and the Checklist for Reporting Results of Internet E-Surveys (CHERRIES) [30].</w:t>
       </w:r>
     </w:p>
     <w:bookmarkEnd w:id="23"/>
@@ -8189,42 +8189,6 @@
       </w:r>
       <w:r>
         <w:t xml:space="preserve">(.docx): Supplementary tables. Table S1, sample flow; Table S2, questionnaire items in English and Arabic; Table S3, item statistics and standardised loadings; Table S4, response-style diagnostics and Harman single-factor test; Table S5, observed-score mediation in all analysis samples.</w:t>
-      </w:r>
-    </w:p>
-    <w:p>
-      <w:pPr>
-        <w:pStyle w:val="BodyText"/>
-      </w:pPr>
-      <w:r>
-        <w:rPr>
-          <w:bCs/>
-          <w:b/>
-        </w:rPr>
-        <w:t xml:space="preserve">Additional file 2</w:t>
-      </w:r>
-      <w:r>
-        <w:t xml:space="preserve"> </w:t>
-      </w:r>
-      <w:r>
-        <w:t xml:space="preserve">(.docx): STROBE checklist for cross-sectional studies.</w:t>
-      </w:r>
-    </w:p>
-    <w:p>
-      <w:pPr>
-        <w:pStyle w:val="BodyText"/>
-      </w:pPr>
-      <w:r>
-        <w:rPr>
-          <w:bCs/>
-          <w:b/>
-        </w:rPr>
-        <w:t xml:space="preserve">Additional file 3</w:t>
-      </w:r>
-      <w:r>
-        <w:t xml:space="preserve"> </w:t>
-      </w:r>
-      <w:r>
-        <w:t xml:space="preserve">(.docx): CHERRIES checklist for web-based surveys.</w:t>
       </w:r>
     </w:p>
     <w:bookmarkEnd w:id="62"/>

--- a/manuscript/build/manuscript.docx
+++ b/manuscript/build/manuscript.docx
@@ -227,71 +227,7 @@
         <w:pStyle w:val="FirstParagraph"/>
       </w:pPr>
       <w:r>
-        <w:rPr>
-          <w:bCs/>
-          <w:b/>
-        </w:rPr>
-        <w:t xml:space="preserve">Background:</w:t>
-      </w:r>
-      <w:r>
-        <w:t xml:space="preserve"> </w:t>
-      </w:r>
-      <w:r>
-        <w:t xml:space="preserve">Heatwaves, flooding, air pollution and other environmental crises increasingly disrupt health services. Health institutions are expected to plan for these threats, but little is known about how planning becomes institutional resilience, particularly in North African megacities. This study examined whether capacity development mediates the association between strategic planning and institutional resilience in Cairo’s health sector.</w:t>
-      </w:r>
-    </w:p>
-    <w:p>
-      <w:pPr>
-        <w:pStyle w:val="BodyText"/>
-      </w:pPr>
-      <w:r>
-        <w:rPr>
-          <w:bCs/>
-          <w:b/>
-        </w:rPr>
-        <w:t xml:space="preserve">Methods:</w:t>
-      </w:r>
-      <w:r>
-        <w:t xml:space="preserve"> </w:t>
-      </w:r>
-      <w:r>
-        <w:t xml:space="preserve">We conducted a cross-sectional, bilingual (Arabic–English) online survey of health-sector managers and supervisors in Cairo, Egypt, between June and August 2025. Strategic planning (10 items), capacity development (5 items) and institutional resilience (5 items) were measured on seven-point scales. We used ordinal confirmatory factor analysis and structural equation modelling (WLSMV). Indirect effects were tested with Monte Carlo and bootstrap confidence intervals. Robustness was assessed in screened respondents, after excluding uniform (straight-line) responders and possible repeat submissions, with a common-method factor and against alternative causal orderings.</w:t>
-      </w:r>
-    </w:p>
-    <w:p>
-      <w:pPr>
-        <w:pStyle w:val="BodyText"/>
-      </w:pPr>
-      <w:r>
-        <w:rPr>
-          <w:bCs/>
-          <w:b/>
-        </w:rPr>
-        <w:t xml:space="preserve">Results:</w:t>
-      </w:r>
-      <w:r>
-        <w:t xml:space="preserve"> </w:t>
-      </w:r>
-      <w:r>
-        <w:t xml:space="preserve">Of 439 submissions, 416 eligible respondents completed the questionnaire; 86.1% worked in private hospitals. Ratings were concentrated at the scale maximum, and 209 respondents (50.2%) gave identical answers to all items. The three-factor measurement model fitted well (CFI = 0.996, RMSEA = 0.039). However, capacity development and resilience were highly correlated (latent r = 0.97). Strategic planning was strongly associated with capacity development (β = 0.92), which was in turn associated with resilience (β = 0.92). The indirect effect was 0.84 (95% CI 0.69–1.00), and the direct effect of planning on resilience was not significant (β = 0.06, P = 0.46). Indirect effects remained substantial in every robustness sample (0.77–0.82) and after adding a common-method factor (0.69). A model with the reverse order (planning → resilience → capacity) fitted equally well.</w:t>
-      </w:r>
-    </w:p>
-    <w:p>
-      <w:pPr>
-        <w:pStyle w:val="BodyText"/>
-      </w:pPr>
-      <w:r>
-        <w:rPr>
-          <w:bCs/>
-          <w:b/>
-        </w:rPr>
-        <w:t xml:space="preserve">Conclusions:</w:t>
-      </w:r>
-      <w:r>
-        <w:t xml:space="preserve"> </w:t>
-      </w:r>
-      <w:r>
-        <w:t xml:space="preserve">In Cairo’s health institutions, environment-aware strategic planning is associated with resilience almost entirely through capacity development: training, earmarked resources, climate-relevant infrastructure and interdepartmental cooperation. Because the data are cross-sectional and single-source, and because capacity and resilience overlap empirically, these findings identify capacity development as a priority target rather than establishing a causal pathway. Multi-source and longitudinal studies with objective resilience indicators are needed.</w:t>
+        <w:t xml:space="preserve">Environmental crises such as heatwaves, flooding and air pollution increasingly disrupt health services, yet little is known about how institutional planning translates into resilience in North African health systems. We surveyed 416 health-sector managers and supervisors in Cairo, Egypt (June–August 2025; 86.1% in private hospitals) with a bilingual questionnaire measuring strategic planning, capacity development and institutional resilience. Using ordinal structural equation modelling, we estimated a statistical mediation model in which capacity development accounts for the association between planning and resilience. Because the data are cross-sectional, this model describes how the associations are structured; it does not establish causal order. Strategic planning was strongly associated with capacity development (β = 0.92), which was in turn associated with resilience (β = 0.92). The indirect association was 0.84 (95% CI 0.69–1.00), and the direct association was negligible (β = 0.06, P = 0.46). The pattern held among screened respondents, after excluding uniform and possible repeat responses, and with a common-method factor (indirect 0.69). However, capacity development and resilience were barely distinguishable empirically (latent r = 0.97), ratings clustered at the scale maximum, and a reverse-order model fitted equally well. In these institutions, planning appears to be linked to resilience mainly when it comes with training, earmarked resources, climate-relevant infrastructure and interdepartmental cooperation. Longitudinal, multi-source studies with objective resilience indicators are needed to test whether this sequence is causal.</w:t>
       </w:r>
     </w:p>
     <w:p>
@@ -456,7 +392,7 @@
         <w:t xml:space="preserve"> </w:t>
       </w:r>
       <w:r>
-        <w:t xml:space="preserve">Capacity development mediates the association between strategic planning and institutional resilience (indirect effect).</w:t>
+        <w:t xml:space="preserve">Capacity development statistically mediates (accounts for) the association between strategic planning and institutional resilience (indirect effect).</w:t>
       </w:r>
     </w:p>
     <w:p>
@@ -726,7 +662,7 @@
         <w:t xml:space="preserve"> </w:t>
       </w:r>
       <w:r>
-        <w:t xml:space="preserve">We estimated a latent mediation model (SP → CD → IR, with a direct SP → IR path) using WLSMV. Indirect and total effects were defined as products and sums of paths, and their 95% confidence intervals were obtained by the Monte Carlo method (20,000 draws). To check that the conclusions did not depend on the latent model, we estimated the same model by ordinary least squares on scale scores, with 95% percentile bootstrap confidence intervals (5,000 resamples) [38, 39]. It was estimated with and without adjustment for gender, age group (&lt;40, 40–49, ≥50 years), organisation type (private hospital versus other) and experience (&gt;15 versus ≤15 years).</w:t>
+        <w:t xml:space="preserve">We estimated a latent mediation model (SP → CD → IR, with a direct SP → IR path) using WLSMV. Indirect and total effects were defined as products and sums of paths, and their 95% confidence intervals were obtained by the Monte Carlo method (20,000 draws). Because all constructs were measured at a single time point, we interpret this model as statistical mediation: it shows how much of the planning–resilience association runs through capacity development, which is consistent with the hypothesised sequence, but it does not establish temporal or causal order [38, 39]. To check that the conclusions did not depend on the latent model, we estimated the same model by ordinary least squares on scale scores, with 95% percentile bootstrap confidence intervals (5,000 resamples) [39, 40]. It was estimated with and without adjustment for gender, age group (&lt;40, 40–49, ≥50 years), organisation type (private hospital versus other) and experience (&gt;15 versus ≤15 years).</w:t>
       </w:r>
     </w:p>
     <w:p>
@@ -744,7 +680,7 @@
         <w:t xml:space="preserve"> </w:t>
       </w:r>
       <w:r>
-        <w:t xml:space="preserve">We ran Harman’s single-factor test and compared fit with the one-factor CFA [24]. We also re-estimated the structural model with an added common latent method factor: all 20 items loaded equally on it, and it was uncorrelated with the substantive factors [25]. Because cross-sectional data cannot establish temporal order [40], we fitted two alternatives: a reverse-order model (SP → IR → CD) and a model in which a single</w:t>
+        <w:t xml:space="preserve">We ran Harman’s single-factor test and compared fit with the one-factor CFA [24]. We also re-estimated the structural model with an added common latent method factor: all 20 items loaded equally on it, and it was uncorrelated with the substantive factors [25]. Because cross-sectional data cannot establish temporal order [38], we fitted two alternatives: a reverse-order model (SP → IR → CD) and a model in which a single</w:t>
       </w:r>
       <w:r>
         <w:t xml:space="preserve"> </w:t>
@@ -1028,7 +964,7 @@
         <w:pStyle w:val="BodyText"/>
       </w:pPr>
       <w:r>
-        <w:t xml:space="preserve">The limitations are substantial. First, the cross-sectional, observational design means the mediation estimates describe associations consistent with the hypothesised sequence; they do not establish causal effects [40]. Reverse or reciprocal relations are equally compatible with the data. Second, all constructs were self-reported by the same respondents at the same time. The Harman and method-factor analyses indicate substantial shared method variance, which can inflate all associations [25, 41], even though the indirect effect survived a method-factor adjustment. Third, discriminant validity was weak, especially between capacity development and resilience. Fourth, ceiling responding was pervasive, and many submissions were uniform or repeated. Results were robust to excluding them, but this pattern reduces the information in the data and may reflect acquiescence or social desirability. Fifth, the purposive sample was dominated by experienced managers in private hospitals, and the open link precluded a response rate. Findings therefore cannot be generalised to public hospitals or Ministry of Health facilities, which together made up fewer than 4% of respondents. Finally, 74 early respondents were not formally screened, although excluding them did not change the results.</w:t>
+        <w:t xml:space="preserve">The limitations are substantial. First, the cross-sectional, observational design means the mediation estimates describe associations consistent with the hypothesised sequence; they do not establish causal effects [38]. Reverse or reciprocal relations are equally compatible with the data. Second, all constructs were self-reported by the same respondents at the same time. The Harman and method-factor analyses indicate substantial shared method variance, which can inflate all associations [25, 41], even though the indirect effect survived a method-factor adjustment. Third, discriminant validity was weak, especially between capacity development and resilience. Fourth, ceiling responding was pervasive, and many submissions were uniform or repeated. Results were robust to excluding them, but this pattern reduces the information in the data and may reflect acquiescence or social desirability. Fifth, the purposive sample was dominated by experienced managers in private hospitals, and the open link precluded a response rate. Findings therefore cannot be generalised to public hospitals or Ministry of Health facilities, which together made up fewer than 4% of respondents. Finally, 74 early respondents were not formally screened, although excluding them did not change the results.</w:t>
       </w:r>
     </w:p>
     <w:bookmarkEnd w:id="40"/>
@@ -1132,13 +1068,13 @@
       </w:r>
     </w:p>
     <w:bookmarkEnd w:id="46"/>
-    <w:bookmarkStart w:id="47" w:name="availability-of-data-and-materials"/>
+    <w:bookmarkStart w:id="47" w:name="data-availability"/>
     <w:p>
       <w:pPr>
         <w:pStyle w:val="Heading2"/>
       </w:pPr>
       <w:r>
-        <w:t xml:space="preserve">Availability of data and materials</w:t>
+        <w:t xml:space="preserve">Data availability</w:t>
       </w:r>
     </w:p>
     <w:p>
@@ -1186,13 +1122,13 @@
       </w:r>
     </w:p>
     <w:bookmarkEnd w:id="49"/>
-    <w:bookmarkStart w:id="50" w:name="authors-contributions"/>
+    <w:bookmarkStart w:id="50" w:name="author-contributions"/>
     <w:p>
       <w:pPr>
         <w:pStyle w:val="Heading2"/>
       </w:pPr>
       <w:r>
-        <w:t xml:space="preserve">Authors’ contributions</w:t>
+        <w:t xml:space="preserve">Author contributions</w:t>
       </w:r>
     </w:p>
     <w:p>
@@ -1685,7 +1621,7 @@
         <w:pStyle w:val="Compact"/>
       </w:pPr>
       <w:r>
-        <w:t xml:space="preserve">Hayes AF. Introduction to mediation, moderation, and conditional process analysis: a regression-based approach. 3rd ed. New York: Guilford Press; 2022.</w:t>
+        <w:t xml:space="preserve">Maxwell SE, Cole DA. Bias in cross-sectional analyses of longitudinal mediation. Psychol Methods. 2007;12(1):23–44. https://doi.org/10.1037/1082-989X.12.1.23</w:t>
       </w:r>
     </w:p>
     <w:p>
@@ -1697,7 +1633,7 @@
         <w:pStyle w:val="Compact"/>
       </w:pPr>
       <w:r>
-        <w:t xml:space="preserve">Zhao X, Lynch JG Jr, Chen Q. Reconsidering Baron and Kenny: myths and truths about mediation analysis. J Consum Res. 2010;37(2):197–206. https://doi.org/10.1086/651257</w:t>
+        <w:t xml:space="preserve">Hayes AF. Introduction to mediation, moderation, and conditional process analysis: a regression-based approach. 3rd ed. New York: Guilford Press; 2022.</w:t>
       </w:r>
     </w:p>
     <w:p>
@@ -1709,7 +1645,7 @@
         <w:pStyle w:val="Compact"/>
       </w:pPr>
       <w:r>
-        <w:t xml:space="preserve">Maxwell SE, Cole DA. Bias in cross-sectional analyses of longitudinal mediation. Psychol Methods. 2007;12(1):23–44. https://doi.org/10.1037/1082-989X.12.1.23</w:t>
+        <w:t xml:space="preserve">Zhao X, Lynch JG Jr, Chen Q. Reconsidering Baron and Kenny: myths and truths about mediation analysis. J Consum Res. 2010;37(2):197–206. https://doi.org/10.1086/651257</w:t>
       </w:r>
     </w:p>
     <w:p>
